--- a/1008/submission_1008/Research_Highlights_1008_DRAFT.docx
+++ b/1008/submission_1008/Research_Highlights_1008_DRAFT.docx
@@ -20,7 +20,7 @@
         <w:pStyle w:val="Compact"/>
       </w:pPr>
       <w:r>
-        <w:t xml:space="preserve">TCAS applies a low–high–low scale profile to an existing geometry adapter.</w:t>
+        <w:t xml:space="preserve">TCAS applies a three-stage requested-scale profile to an existing geometry adapter.</w:t>
       </w:r>
     </w:p>
     <w:p>
@@ -32,7 +32,7 @@
         <w:pStyle w:val="Compact"/>
       </w:pPr>
       <w:r>
-        <w:t xml:space="preserve">Fresh C compares matched outputs on 300 objects under one frozen checkpoint.</w:t>
+        <w:t xml:space="preserve">Fresh C compares matched rendered outputs for 300 held-out objects.</w:t>
       </w:r>
     </w:p>
     <w:p>
@@ -56,7 +56,7 @@
         <w:pStyle w:val="Compact"/>
       </w:pPr>
       <w:r>
-        <w:t xml:space="preserve">GFH and Generic Linear provide counter-results to a universal C3 claim.</w:t>
+        <w:t xml:space="preserve">C3 and GFL differ in applied deep/middle scale sums; the result is not timing-only.</w:t>
       </w:r>
     </w:p>
     <w:p>
@@ -68,7 +68,7 @@
         <w:pStyle w:val="Compact"/>
       </w:pPr>
       <w:r>
-        <w:t xml:space="preserve">Image-space results do not establish 3D material quality or human preference.</w:t>
+        <w:t xml:space="preserve">Image-space results do not establish baked-texture, seam, or PBR quality.</w:t>
       </w:r>
     </w:p>
     <w:bookmarkEnd w:id="20"/>

--- a/1008/submission_1008/Research_Highlights_1008_DRAFT.docx
+++ b/1008/submission_1008/Research_Highlights_1008_DRAFT.docx
@@ -20,7 +20,7 @@
         <w:pStyle w:val="Compact"/>
       </w:pPr>
       <w:r>
-        <w:t xml:space="preserve">TCAS applies a three-stage requested-scale profile to an existing geometry adapter.</w:t>
+        <w:t xml:space="preserve">TCAS measures requested, applied, and residual scales in an existing geometry-adapter path.</w:t>
       </w:r>
     </w:p>
     <w:p>
@@ -32,7 +32,7 @@
         <w:pStyle w:val="Compact"/>
       </w:pPr>
       <w:r>
-        <w:t xml:space="preserve">Fresh C compares matched rendered outputs for 300 held-out objects.</w:t>
+        <w:t xml:space="preserve">Fresh C compares paired image-space outputs for 300 held-out objects.</w:t>
       </w:r>
     </w:p>
     <w:p>
@@ -44,7 +44,7 @@
         <w:pStyle w:val="Compact"/>
       </w:pPr>
       <w:r>
-        <w:t xml:space="preserve">C3 exceeds GFL by 0.522 dB mean FG-PSNR (95% CI 0.404–0.641).</w:t>
+        <w:t xml:space="preserve">C3 exceeds GFL by 0.522 dB FG-PSNR; GFH and Generic Linear remain strong comparators.</w:t>
       </w:r>
     </w:p>
     <w:p>
@@ -56,7 +56,7 @@
         <w:pStyle w:val="Compact"/>
       </w:pPr>
       <w:r>
-        <w:t xml:space="preserve">C3 and GFL differ in applied deep/middle scale sums; the result is not timing-only.</w:t>
+        <w:t xml:space="preserve">Retrospective diagnostics show object- and endpoint-dependent texture and color responses.</w:t>
       </w:r>
     </w:p>
     <w:p>
@@ -68,7 +68,7 @@
         <w:pStyle w:val="Compact"/>
       </w:pPr>
       <w:r>
-        <w:t xml:space="preserve">Image-space results do not establish baked-texture, seam, or PBR quality.</w:t>
+        <w:t xml:space="preserve">Image-space evidence does not establish baked-texture, seam, or PBR quality.</w:t>
       </w:r>
     </w:p>
     <w:bookmarkEnd w:id="20"/>

--- a/1008/submission_1008/Research_Highlights_1008_DRAFT.docx
+++ b/1008/submission_1008/Research_Highlights_1008_DRAFT.docx
@@ -2,13 +2,13 @@
 <file path=word/document.xml><?xml version="1.0" encoding="utf-8"?>
 <w:document xmlns:w="http://schemas.openxmlformats.org/wordprocessingml/2006/main" xmlns:m="http://schemas.openxmlformats.org/officeDocument/2006/math" xmlns:r="http://schemas.openxmlformats.org/officeDocument/2006/relationships" xmlns:o="urn:schemas-microsoft-com:office:office" xmlns:v="urn:schemas-microsoft-com:vml" xmlns:w10="urn:schemas-microsoft-com:office:word" xmlns:a="http://schemas.openxmlformats.org/drawingml/2006/main" xmlns:pic="http://schemas.openxmlformats.org/drawingml/2006/picture" xmlns:wp="http://schemas.openxmlformats.org/drawingml/2006/wordprocessingDrawing">
   <w:body>
-    <w:bookmarkStart w:id="20" w:name="research-highlights-1008-draft"/>
+    <w:bookmarkStart w:id="20" w:name="research-highlights-revision-draft"/>
     <w:p>
       <w:pPr>
         <w:pStyle w:val="Heading1"/>
       </w:pPr>
       <w:r>
-        <w:t xml:space="preserve">Research Highlights — 1008 draft</w:t>
+        <w:t xml:space="preserve">Research highlights — revision draft</w:t>
       </w:r>
     </w:p>
     <w:p>
@@ -20,7 +20,7 @@
         <w:pStyle w:val="Compact"/>
       </w:pPr>
       <w:r>
-        <w:t xml:space="preserve">TCAS measures requested, applied, and residual scales in an existing geometry-adapter path.</w:t>
+        <w:t xml:space="preserve">Equal-budget tests on 300 objects reject a universally preferred middle window.</w:t>
       </w:r>
     </w:p>
     <w:p>
@@ -32,7 +32,7 @@
         <w:pStyle w:val="Compact"/>
       </w:pPr>
       <w:r>
-        <w:t xml:space="preserve">Fresh C compares paired image-space outputs for 300 held-out objects.</w:t>
+        <w:t xml:space="preserve">Native MV-Adapter tests on 50 objects reveal endpoint-dependent responses.</w:t>
       </w:r>
     </w:p>
     <w:p>
@@ -44,7 +44,7 @@
         <w:pStyle w:val="Compact"/>
       </w:pPr>
       <w:r>
-        <w:t xml:space="preserve">C3 exceeds GFL by 0.522 dB FG-PSNR; GFH and Generic Linear remain strong comparators.</w:t>
+        <w:t xml:space="preserve">A calibrated ten-object bake pilot supports a small late-high LPIPS benefit.</w:t>
       </w:r>
     </w:p>
     <w:p>
@@ -56,7 +56,7 @@
         <w:pStyle w:val="Compact"/>
       </w:pPr>
       <w:r>
-        <w:t xml:space="preserve">Retrospective diagnostics show object- and endpoint-dependent texture and color responses.</w:t>
+        <w:t xml:space="preserve">C3 counter-results and persistent appearance failures limit deployment claims.</w:t>
       </w:r>
     </w:p>
     <w:p>
@@ -68,7 +68,7 @@
         <w:pStyle w:val="Compact"/>
       </w:pPr>
       <w:r>
-        <w:t xml:space="preserve">Image-space evidence does not establish baked-texture, seam, or PBR quality.</w:t>
+        <w:t xml:space="preserve">Object-paired records, calibration tests and analysis scripts are supplied.</w:t>
       </w:r>
     </w:p>
     <w:bookmarkEnd w:id="20"/>
